--- a/generated_resumes/TarunMannava_SE.docx
+++ b/generated_resumes/TarunMannava_SE.docx
@@ -15,6 +15,21 @@
           <w:u w:val="none"/>
         </w:rPr>
         <w:t>Tarun Mannava</w:t>
+      </w:r>
+    </w:p>
+    <w:p>
+      <w:pPr>
+        <w:spacing w:before="0" w:after="0"/>
+        <w:jc w:val="center"/>
+      </w:pPr>
+      <w:r>
+        <w:rPr>
+          <w:b/>
+          <w:i w:val="0"/>
+          <w:sz w:val="19"/>
+          <w:u w:val="none"/>
+        </w:rPr>
+        <w:t>Full Stack Software Engineer</w:t>
       </w:r>
     </w:p>
     <w:p>
@@ -51,7 +66,7 @@
             <w:color w:val="0563C1"/>
             <w:sz w:val="19"/>
           </w:rPr>
-          <w:t xml:space="preserve">LinkedIn</w:t>
+          <w:t xml:space="preserve">linkedin.com/in/tarunmannava</w:t>
         </w:r>
       </w:hyperlink>
       <w:r>
@@ -67,7 +82,7 @@
             <w:color w:val="0563C1"/>
             <w:sz w:val="19"/>
           </w:rPr>
-          <w:t xml:space="preserve">GitHub</w:t>
+          <w:t xml:space="preserve">github.com/tarunmannava</w:t>
         </w:r>
       </w:hyperlink>
     </w:p>
@@ -83,7 +98,7 @@
           <w:sz w:val="19"/>
           <w:u w:val="none"/>
         </w:rPr>
-        <w:t>Full Stack Software Engineer with expertise in TypeScript, React 18, Next.js, and Node.js backend architectures. Experienced in building end-to-end web applications, real-time WebSocket interfaces, REST/GraphQL APIs, and event-driven pipelines backed by PostgreSQL, MongoDB, and Redis caching.</w:t>
+        <w:t>AI &amp; Software Engineer with 4+ years of experience building scalable backend services and production agentic AI systems across Node.js, Python, and AWS. Specializing in multi-agent orchestration (Claude Code, LangGraph, CrewAI, AWS Bedrock), Model Context Protocol (MCP) server development, and developer productivity tooling, with hands-on experience in custom agent harnesses, enterprise API integrations, human-in-the-loop workflows, and LLM observability with LangSmith and CloudWatch.</w:t>
       </w:r>
     </w:p>
     <w:p>
@@ -118,7 +133,7 @@
         <w:rPr>
           <w:sz w:val="19"/>
         </w:rPr>
-        <w:t xml:space="preserve"> TypeScript, JavaScript (ES2022+), Python, Java, SQL, HTML5, CSS3</w:t>
+        <w:t xml:space="preserve"> TypeScript, JavaScript (Node.js), Python, SQL, Java</w:t>
       </w:r>
     </w:p>
     <w:p>
@@ -132,13 +147,13 @@
           <w:sz w:val="19"/>
           <w:u w:val="none"/>
         </w:rPr>
-        <w:t>Backend &amp; APIs:</w:t>
+        <w:t>Backend &amp; Tooling:</w:t>
       </w:r>
       <w:r>
         <w:rPr>
           <w:sz w:val="19"/>
         </w:rPr>
-        <w:t xml:space="preserve"> Node.js, Express.js, NestJS, FastAPI, REST APIs, GraphQL, WebSocket / Socket.io, Microservices</w:t>
+        <w:t xml:space="preserve"> Node.js, Express.js, NestJS, FastAPI, REST APIs, WebSockets, Microservices, Event-Driven Architecture, CLI Tooling, Pydantic, Prisma ORM</w:t>
       </w:r>
     </w:p>
     <w:p>
@@ -158,7 +173,7 @@
         <w:rPr>
           <w:sz w:val="19"/>
         </w:rPr>
-        <w:t xml:space="preserve"> React 18, Next.js, Redux Toolkit, React Query, Tailwind CSS</w:t>
+        <w:t xml:space="preserve"> React 18, Next.js, TypeScript, HTML5, CSS3</w:t>
       </w:r>
     </w:p>
     <w:p>
@@ -172,13 +187,13 @@
           <w:sz w:val="19"/>
           <w:u w:val="none"/>
         </w:rPr>
-        <w:t>AI Developer Tools &amp; GenAI:</w:t>
+        <w:t>GenAI &amp; Agents:</w:t>
       </w:r>
       <w:r>
         <w:rPr>
           <w:sz w:val="19"/>
         </w:rPr>
-        <w:t xml:space="preserve"> Claude Code, Cursor, GitHub Copilot, LLMs, RAG, LangGraph, LangChain, Multi-Agent Systems, Model Context Protocol (MCP), Prompt Engineering</w:t>
+        <w:t xml:space="preserve"> Claude Code, AWS Bedrock, CrewAI, LangGraph, LangChain, Model Context Protocol (MCP), Tool Calling, Agentic RAG, Human-in-the-Loop, Prompt Engineering</w:t>
       </w:r>
     </w:p>
     <w:p>
@@ -192,13 +207,13 @@
           <w:sz w:val="19"/>
           <w:u w:val="none"/>
         </w:rPr>
-        <w:t>Messaging &amp; Databases:</w:t>
+        <w:t>LLMOps:</w:t>
       </w:r>
       <w:r>
         <w:rPr>
           <w:sz w:val="19"/>
         </w:rPr>
-        <w:t xml:space="preserve"> RabbitMQ, Redis (Pub/Sub, Caching), PostgreSQL, MongoDB, Prisma ORM, SQL Server</w:t>
+        <w:t xml:space="preserve"> LangSmith (Tracing, Evals, Datasets), RAGAS, LLM-as-Judge, Guardrails, Cost and Latency Tracking</w:t>
       </w:r>
     </w:p>
     <w:p>
@@ -212,13 +227,13 @@
           <w:sz w:val="19"/>
           <w:u w:val="none"/>
         </w:rPr>
-        <w:t>Cloud &amp; Infrastructure:</w:t>
+        <w:t>Cloud &amp; Data:</w:t>
       </w:r>
       <w:r>
         <w:rPr>
           <w:sz w:val="19"/>
         </w:rPr>
-        <w:t xml:space="preserve"> AWS, Cloudflare R2, Docker, Linux, GitHub Actions</w:t>
+        <w:t xml:space="preserve"> AWS (Bedrock, Lambda, EC2, S3, RDS, Cognito, CloudWatch, API Gateway), GCP, Azure, Docker, Kubernetes, GitHub Actions, CI/CD, Redis, RabbitMQ, PostgreSQL (pgvector), Supabase, MongoDB, SQL Server, Linux</w:t>
       </w:r>
     </w:p>
     <w:p>
@@ -232,33 +247,13 @@
           <w:sz w:val="19"/>
           <w:u w:val="none"/>
         </w:rPr>
-        <w:t>Authentication:</w:t>
+        <w:t>Testing &amp; Practices:</w:t>
       </w:r>
       <w:r>
         <w:rPr>
           <w:sz w:val="19"/>
         </w:rPr>
-        <w:t xml:space="preserve"> OAuth2, JWT, Neon Auth</w:t>
-      </w:r>
-    </w:p>
-    <w:p>
-      <w:pPr>
-        <w:spacing w:after="20"/>
-      </w:pPr>
-      <w:r>
-        <w:rPr>
-          <w:b/>
-          <w:i w:val="0"/>
-          <w:sz w:val="19"/>
-          <w:u w:val="none"/>
-        </w:rPr>
-        <w:t>Testing:</w:t>
-      </w:r>
-      <w:r>
-        <w:rPr>
-          <w:sz w:val="19"/>
-        </w:rPr>
-        <w:t xml:space="preserve"> Jest, Supertest, Pytest, JUnit</w:t>
+        <w:t xml:space="preserve"> Jest, Supertest, pytest, JUnit 5, Mockito, OAuth2 (PKCE), JWT, RBAC, Agile/Scrum, Code Review, Git</w:t>
       </w:r>
     </w:p>
     <w:p>
@@ -299,7 +294,7 @@
           <w:i/>
           <w:sz w:val="19"/>
         </w:rPr>
-        <w:t>Research Assistant, Software Engineer</w:t>
+        <w:t>Graduate Research Assistant, Software Engineer</w:t>
       </w:r>
       <w:r>
         <w:tab/>
@@ -322,7 +317,7 @@
         <w:rPr>
           <w:sz w:val="19"/>
         </w:rPr>
-        <w:t>Architected and deployed a full-stack AI &amp; Health Literacy platform, leveraging React 18 and TypeScript for 13 interactive modules, serving 60+ biomedical students and faculty with sub-2s p95 latency.</w:t>
+        <w:t>Built and maintained a production AI &amp; Health Literacy web platform for the USF SHIELD Lab: 13 interactive React/TypeScript modules on Node.js and TypeScript backend services with Express and Prisma ORM, serving 60+ biomedical students and faculty.</w:t>
       </w:r>
     </w:p>
     <w:p>
@@ -335,7 +330,7 @@
         <w:rPr>
           <w:sz w:val="19"/>
         </w:rPr>
-        <w:t>Developed and integrated a RAG-based conversational assistant backend using Node.js and Express.js, structuring a domain-specific knowledge base and MongoDB for state management to deliver grounded recommendations.</w:t>
+        <w:t>Engineered a real-time dual-model LLM sandbox in Node.js integrating AWS Bedrock and Hugging Face APIs with WebSocket/Socket.io streaming, semantic evaluation rubrics, and Redis caching that keeps response latency under 2 seconds.</w:t>
       </w:r>
     </w:p>
     <w:p>
@@ -348,7 +343,7 @@
         <w:rPr>
           <w:sz w:val="19"/>
         </w:rPr>
-        <w:t>Engineered a multi-layer LLM safety and retrieval workflow in Node.js, combining cosine similarity semantic filtering and Redis-backed rate-limit-aware caching with Google Gemini and Groq APIs to optimize latency and reduce redundant calls.</w:t>
+        <w:t>Developed a RAG-based clinical nutrition chatbot for MyFoodRx with a multi-layer safety architecture: query classification, semantic filtering, cosine-similarity retrieval, and rate-limit-aware caching in front of the LLM provider.</w:t>
       </w:r>
     </w:p>
     <w:p>
@@ -361,7 +356,7 @@
         <w:rPr>
           <w:sz w:val="19"/>
         </w:rPr>
-        <w:t>Built an in-browser prompt evaluation engine using TypeScript and Transformers.js (WASM / ONNX) for local cosine similarity embedding scoring, providing zero-latency pedagogical feedback on prompt structure and constraints.</w:t>
+        <w:t>Implemented an in-browser prompt evaluation engine with Transformers.js (WASM/ONNX) that computes cosine-similarity embedding scores locally for zero-latency, privacy-preserving feedback.</w:t>
       </w:r>
     </w:p>
     <w:p>
@@ -374,7 +369,7 @@
         <w:rPr>
           <w:sz w:val="19"/>
         </w:rPr>
-        <w:t>Implemented secure session authentication via Hugging Face OAuth2 (PKCE) and engineered Supabase (PostgreSQL) relational schemas with Node.js server-side RPCs for secure access code verification, quiz scoring, and deterministic chat logging.</w:t>
+        <w:t>Built OAuth2 (PKCE) authentication, AWS S3/EC2 asset and CloudWatch telemetry pipelines, and Supabase PostgreSQL schemas with server-side RPCs for deterministic chat logging and quiz scoring.</w:t>
       </w:r>
     </w:p>
     <w:p>
@@ -387,7 +382,7 @@
         <w:rPr>
           <w:sz w:val="19"/>
         </w:rPr>
-        <w:t>Established robust CI/CD pipelines using GitHub Actions for automated testing (Jest, Supertest) and deployment, ensuring continuous integration and delivery of application updates.</w:t>
+        <w:t>Wrote Jest and Supertest suites for API endpoints and data-access paths, and built CLI developer harnesses and GitHub Actions workflows that shortened module testing and deployment for the research team.</w:t>
       </w:r>
     </w:p>
     <w:p>
@@ -436,7 +431,7 @@
         <w:rPr>
           <w:sz w:val="19"/>
         </w:rPr>
-        <w:t>Developed and maintained Java 11/Spring Boot microservices for policy onboarding, validation, and customer transactions, supporting distributed insurance services handling 20K+ peak hourly requests.</w:t>
+        <w:t>Developed Java 11 and Spring Boot microservices for policy onboarding and validation on a healthcare insurance platform, exposing REST APIs and persisting client metadata in MongoDB and relational records in SQL Server at 20K+ peak hourly requests.</w:t>
       </w:r>
     </w:p>
     <w:p>
@@ -449,7 +444,7 @@
         <w:rPr>
           <w:sz w:val="19"/>
         </w:rPr>
-        <w:t>Engineered asynchronous validation and enrichment pipelines using Java's CompletableFuture and ExecutorService, significantly improving request processing latency through parallel task execution.</w:t>
+        <w:t>Eliminated N+1 query patterns in policy audit and reporting endpoints by replacing per-row lookups with batched Spring Data JPA/Hibernate fetches and composite indexes across PostgreSQL and SQL Server, collapsing dozens of queries per request into single-digit round trips.</w:t>
       </w:r>
     </w:p>
     <w:p>
@@ -462,7 +457,7 @@
         <w:rPr>
           <w:sz w:val="19"/>
         </w:rPr>
-        <w:t>Implemented Redis-backed caching strategies and cache warm-up routines, reducing SQL Server read bottlenecks and improving p95 API response times by 30% during peak onboarding cycles.</w:t>
+        <w:t>Implemented multi-tier Redis caching with deploy-time warm-up for policy reference data, moving the bulk of read traffic off SQL Server during peak onboarding windows.</w:t>
       </w:r>
     </w:p>
     <w:p>
@@ -475,7 +470,7 @@
         <w:rPr>
           <w:sz w:val="19"/>
         </w:rPr>
-        <w:t>Designed and optimized database interactions across MongoDB and SQL Server, leveraging indexed queries to eliminate N+1 query patterns and minimize database round trips for critical business operations.</w:t>
+        <w:t>Parallelized validation workflows with CompletableFuture and ExecutorService, replacing sequential downstream calls with concurrent execution so end-to-end validation time tracked the slowest validator instead of the sum.</w:t>
       </w:r>
     </w:p>
     <w:p>
@@ -488,7 +483,7 @@
         <w:rPr>
           <w:sz w:val="19"/>
         </w:rPr>
-        <w:t>Refactored complex validation and business logic across 6+ microservices into reusable Spring service components, establishing centralized exception handling and standardized REST error responses for improved maintainability.</w:t>
+        <w:t>Refactored duplicate business logic across 8+ microservices into shared Spring Boot service-layer components with centralized exception handling and request validation.</w:t>
       </w:r>
     </w:p>
     <w:p>
@@ -501,7 +496,7 @@
         <w:rPr>
           <w:sz w:val="19"/>
         </w:rPr>
-        <w:t>Secured REST endpoints using Spring Security and JWT-based authentication, integrating robust role-based access control with enterprise identity providers to protect sensitive data.</w:t>
+        <w:t>Secured REST endpoints with Spring Security OAuth2 and AWS Cognito, implementing JWT authentication and role-based access control on AWS infrastructure (EC2, S3, RDS).</w:t>
       </w:r>
     </w:p>
     <w:p>
@@ -514,7 +509,7 @@
         <w:rPr>
           <w:sz w:val="19"/>
         </w:rPr>
-        <w:t>Authored comprehensive JUnit automated test suites covering business-critical paths, establishing 70%+ backend test coverage and significantly reducing production regressions.</w:t>
+        <w:t>Developed JUnit 5 and Mockito test suites covering business-critical onboarding and validation workflows, raising backend coverage to 70%.</w:t>
       </w:r>
     </w:p>
     <w:p>
@@ -541,7 +536,7 @@
           <w:b/>
           <w:sz w:val="19"/>
         </w:rPr>
-        <w:t xml:space="preserve">SkillBeacon -- Skills and Career Development Platform | </w:t>
+        <w:t xml:space="preserve">SkillBeacon: Skills &amp; Career Intelligence Platform | </w:t>
       </w:r>
       <w:hyperlink r:id="rId12">
         <w:r>
@@ -550,7 +545,7 @@
             <w:color w:val="0563C1"/>
             <w:sz w:val="19"/>
           </w:rPr>
-          <w:t xml:space="preserve">Link</w:t>
+          <w:t xml:space="preserve">skillbeacon-six.vercel.app</w:t>
         </w:r>
       </w:hyperlink>
       <w:r>
@@ -561,7 +556,7 @@
           <w:i/>
           <w:sz w:val="19"/>
         </w:rPr>
-        <w:t>Python, FastAPI, React, PostgreSQL, SQLAlchemy, Cloudflare R2, Neon Auth</w:t>
+        <w:t>Node.js, TypeScript, Next.js, React, Python, FastAPI, PostgreSQL, Prisma, Cloudflare R2, Google OAuth2</w:t>
       </w:r>
     </w:p>
     <w:p>
@@ -574,7 +569,7 @@
         <w:rPr>
           <w:sz w:val="19"/>
         </w:rPr>
-        <w:t>Developed a full-stack skills and career platform, utilizing React for the interactive frontend and Python FastAPI/SQLAlchemy for the robust backend, supporting diverse student, mentor, employer, and administrator workflows.</w:t>
+        <w:t>Built a full-stack career platform with Node.js/TypeScript and Python/FastAPI backend services and a React/Next.js frontend, supporting student, mentor, and employer roles with PostgreSQL and Prisma ORM persistence.</w:t>
       </w:r>
     </w:p>
     <w:p>
@@ -587,7 +582,7 @@
         <w:rPr>
           <w:sz w:val="19"/>
         </w:rPr>
-        <w:t>Engineered a comprehensive Skill Passport system, enabling skill level tracking, evidence submissions, mentor/employer verification, and dynamic confidence scoring based on approved signals.</w:t>
+        <w:t>Implemented a Skill Passport with proficiency tiers, evidence submissions, and multi-party confidence scoring driven by mentor and employer verification signals.</w:t>
       </w:r>
     </w:p>
     <w:p>
@@ -600,7 +595,7 @@
         <w:rPr>
           <w:sz w:val="19"/>
         </w:rPr>
-        <w:t>Implemented granular role-based access controls (RBAC) across critical modules (profiles, applications, mentorships, challenges) using PostgreSQL and JWT-based authentication to ensure data security and proper authorization.</w:t>
+        <w:t>Built an automated job intelligence engine with Next.js server-side scraping, persistent CSV/JSON deduplication, and soft-flagging for qualification filtering.</w:t>
       </w:r>
     </w:p>
     <w:p>
@@ -613,7 +608,7 @@
         <w:rPr>
           <w:sz w:val="19"/>
         </w:rPr>
-        <w:t>Integrated Cloudflare R2 via its S3-compatible API for secure storage of resumes, employer logos, and skill evidence, implementing file validation, size limits, storage quotas, and presigned downloads.</w:t>
+        <w:t>Engineered an asynchronous FastAPI document service that tailors LaTeX templates and compiles ATS-compliant DOCX resumes in under 2 seconds.</w:t>
       </w:r>
     </w:p>
     <w:p>
@@ -625,7 +620,7 @@
           <w:b/>
           <w:sz w:val="19"/>
         </w:rPr>
-        <w:t>AutoDocs -- Event-Driven MCP &amp; Multi-Agent Documentation System</w:t>
+        <w:t>AutoDocs: Event-Driven MCP &amp; Multi-Agent Documentation System</w:t>
       </w:r>
       <w:r>
         <w:t xml:space="preserve"> | </w:t>
@@ -635,7 +630,7 @@
           <w:i/>
           <w:sz w:val="19"/>
         </w:rPr>
-        <w:t>Python, FastAPI, MCP Protocol, A2A Protocol, RabbitMQ, Supabase, GitHub Webhooks</w:t>
+        <w:t>Node.js, TypeScript, Python, FastAPI, MCP, LangGraph, RabbitMQ, WebSockets, Supabase, GitHub Webhooks, LangSmith</w:t>
       </w:r>
     </w:p>
     <w:p>
@@ -648,7 +643,7 @@
         <w:rPr>
           <w:sz w:val="19"/>
         </w:rPr>
-        <w:t>Developed an event-driven documentation system using Python FastAPI to ingest GitHub pull-request webhooks, validating HMAC-SHA256 signatures and ensuring idempotent delivery persistence in Supabase.</w:t>
+        <w:t>Built an event-driven documentation platform that receives GitHub pull-request webhooks, validates HMAC-SHA256 signatures, and enforces idempotent delivery persistence in Supabase.</w:t>
       </w:r>
     </w:p>
     <w:p>
@@ -661,7 +656,7 @@
         <w:rPr>
           <w:sz w:val="19"/>
         </w:rPr>
-        <w:t>Implemented asynchronous job processing with RabbitMQ, effectively decoupling webhook ingestion from long-running repository analysis and documentation generation workflows, incorporating retry mechanisms.</w:t>
+        <w:t>Decoupled webhook ingestion from repository AST analysis and long-running documentation jobs with RabbitMQ workers, including retry and failure handling, and streamed job progress to clients over WebSockets.</w:t>
       </w:r>
     </w:p>
     <w:p>
@@ -674,7 +669,7 @@
         <w:rPr>
           <w:sz w:val="19"/>
         </w:rPr>
-        <w:t>Architected Model Context Protocol (MCP) servers to expose granular git diffs, AST parsing, and codebase resources securely to LLM agents, facilitating context-aware and precise repository inspection.</w:t>
+        <w:t>Designed custom MCP code-intelligence servers that extract class and function call graphs via AST analysis to give LLMs structural codebase context.</w:t>
       </w:r>
     </w:p>
     <w:p>
@@ -687,7 +682,142 @@
         <w:rPr>
           <w:sz w:val="19"/>
         </w:rPr>
-        <w:t>Engineered an advanced Agent-to-Agent (A2A) communication workflow, orchestrating tasks across specialized diff-analysis, API-specification, and architectural-review agents with structured state exchange and consistency checks.</w:t>
+        <w:t>Built LangGraph task-routing multi-agent workflows with Claude Code developer harnesses that analyze code diffs and generate documentation under deterministic verification guardrails, traced and scored in LangSmith.</w:t>
+      </w:r>
+    </w:p>
+    <w:p>
+      <w:pPr>
+        <w:spacing w:before="20" w:after="20"/>
+      </w:pPr>
+      <w:r>
+        <w:rPr>
+          <w:b/>
+          <w:sz w:val="19"/>
+        </w:rPr>
+        <w:t>ProofStack: MCP-Backed Corrective Retrieval Graph</w:t>
+      </w:r>
+      <w:r>
+        <w:t xml:space="preserve"> | </w:t>
+      </w:r>
+      <w:r>
+        <w:rPr>
+          <w:i/>
+          <w:sz w:val="19"/>
+        </w:rPr>
+        <w:t>Python, Node.js, FastAPI, LangGraph, MCP, PostgreSQL (pgvector), Tavily, LangSmith</w:t>
+      </w:r>
+    </w:p>
+    <w:p>
+      <w:pPr>
+        <w:pStyle w:val="ListBullet"/>
+        <w:spacing w:after="10"/>
+        <w:ind w:left="216"/>
+      </w:pPr>
+      <w:r>
+        <w:rPr>
+          <w:sz w:val="19"/>
+        </w:rPr>
+        <w:t>Built a corrective RAG system that answers questions over internal docs by routing all retrieval through MCP tool servers, falling back to web search only when graded evidence is insufficient.</w:t>
+      </w:r>
+    </w:p>
+    <w:p>
+      <w:pPr>
+        <w:pStyle w:val="ListBullet"/>
+        <w:spacing w:after="10"/>
+        <w:ind w:left="216"/>
+      </w:pPr>
+      <w:r>
+        <w:rPr>
+          <w:sz w:val="19"/>
+        </w:rPr>
+        <w:t>Implemented a LangGraph retrieve-grade-rewrite loop that rewrites ambiguous queries, grades document relevance, and regenerates answers until a grounding threshold is met.</w:t>
+      </w:r>
+    </w:p>
+    <w:p>
+      <w:pPr>
+        <w:pStyle w:val="ListBullet"/>
+        <w:spacing w:after="10"/>
+        <w:ind w:left="216"/>
+      </w:pPr>
+      <w:r>
+        <w:rPr>
+          <w:sz w:val="19"/>
+        </w:rPr>
+        <w:t>Designed three MCP servers as LangChain tools: vector_search over PostgreSQL pgvector (HNSW) with dense-lexical hybrid ranking, docs_sql for structured records, and web_search via Tavily.</w:t>
+      </w:r>
+    </w:p>
+    <w:p>
+      <w:pPr>
+        <w:pStyle w:val="ListBullet"/>
+        <w:spacing w:after="10"/>
+        <w:ind w:left="216"/>
+      </w:pPr>
+      <w:r>
+        <w:rPr>
+          <w:sz w:val="19"/>
+        </w:rPr>
+        <w:t>Enforced citation-required generation with grounding-score gates and Pydantic-validated RAG state, tracking per-route cost and latency in LangSmith.</w:t>
+      </w:r>
+    </w:p>
+    <w:p>
+      <w:pPr>
+        <w:spacing w:before="20" w:after="20"/>
+      </w:pPr>
+      <w:r>
+        <w:rPr>
+          <w:b/>
+          <w:sz w:val="19"/>
+        </w:rPr>
+        <w:t>JobPilot: Conversational Job-Search &amp; Ranking Agent</w:t>
+      </w:r>
+      <w:r>
+        <w:t xml:space="preserve"> | </w:t>
+      </w:r>
+      <w:r>
+        <w:rPr>
+          <w:i/>
+          <w:sz w:val="19"/>
+        </w:rPr>
+        <w:t>Python, LangGraph, LangChain, MCP, Dice MCP, LangSmith, Human-in-the-Loop</w:t>
+      </w:r>
+    </w:p>
+    <w:p>
+      <w:pPr>
+        <w:pStyle w:val="ListBullet"/>
+        <w:spacing w:after="10"/>
+        <w:ind w:left="216"/>
+      </w:pPr>
+      <w:r>
+        <w:rPr>
+          <w:sz w:val="19"/>
+        </w:rPr>
+        <w:t>Built a conversational agent that extracts resume criteria and job preferences through natural-language dialogue and requires human-in-the-loop confirmation before executing downstream searches.</w:t>
+      </w:r>
+    </w:p>
+    <w:p>
+      <w:pPr>
+        <w:pStyle w:val="ListBullet"/>
+        <w:spacing w:after="10"/>
+        <w:ind w:left="216"/>
+      </w:pPr>
+      <w:r>
+        <w:rPr>
+          <w:sz w:val="19"/>
+        </w:rPr>
+        <w:t>Integrated the Dice MCP server as a tool-use client to retrieve live job listings, validating tool schemas and handling graceful fallbacks.</w:t>
+      </w:r>
+    </w:p>
+    <w:p>
+      <w:pPr>
+        <w:pStyle w:val="ListBullet"/>
+        <w:spacing w:after="10"/>
+        <w:ind w:left="216"/>
+      </w:pPr>
+      <w:r>
+        <w:rPr>
+          <w:sz w:val="19"/>
+        </w:rPr>
+        <w:t>Implemented a resume-to-listing ranking step that scores retrieved opportunities against parsed resumes and candidate constraints, with LangSmith pass/fail evaluation of tool-call correctness per run.</w:t>
       </w:r>
     </w:p>
     <w:p>
@@ -717,7 +847,7 @@
           <w:b/>
           <w:sz w:val="19"/>
         </w:rPr>
-        <w:t>University of South Florida, Tampa, United States</w:t>
+        <w:t>University of South Florida, Tampa</w:t>
       </w:r>
       <w:r>
         <w:tab/>
@@ -765,7 +895,29 @@
         <w:rPr>
           <w:sz w:val="19"/>
         </w:rPr>
-        <w:t>AWS Certified Cloud Practitioner -- Amazon, Nov 2023</w:t>
+        <w:t>AWS Certified AI Practitioner (AIF-C01) - Amazon Web Services</w:t>
+      </w:r>
+    </w:p>
+    <w:p>
+      <w:pPr>
+        <w:spacing w:after="20"/>
+      </w:pPr>
+      <w:r>
+        <w:rPr>
+          <w:sz w:val="19"/>
+        </w:rPr>
+        <w:t>AWS Certified Cloud Practitioner - Amazon Web Services, Nov 2023</w:t>
+      </w:r>
+    </w:p>
+    <w:p>
+      <w:pPr>
+        <w:spacing w:after="20"/>
+      </w:pPr>
+      <w:r>
+        <w:rPr>
+          <w:sz w:val="19"/>
+        </w:rPr>
+        <w:t>Microsoft Certified: Azure Fundamentals (AZ-900) - Microsoft</w:t>
       </w:r>
     </w:p>
     <w:sectPr>
